--- a/Material_6_LSCO_LaSrCoO3/ERC_StG_COVMAP_LSCO_EN.docx
+++ b/Material_6_LSCO_LaSrCoO3/ERC_StG_COVMAP_LSCO_EN.docx
@@ -1082,7 +1082,23 @@
           <w:sz w:val="21"/>
           <w:szCs w:val="21"/>
         </w:rPr>
-        <w:t xml:space="preserve"> not a single intermediate-composition memristor study exists (the closest neighbour is a three-terminal electrochemical study [26]). Along the descriptor chain the evidence is complementary but nowhere complete: canonical covalency-vs-doping spectroscopy exists for the ferrite and manganite series [14], a quantitative EV(x) relation with explicit covalency reasoning only for the ferrites [13, 34], and switching at inert or noble interfaces proven for individual stoichiometries only (Pt/SrTiO3 with cation-stoichiometry control [22]; the Sr-rich ferrite end member under inert stacks [23–25]; Pr1-xCaxMnO3 between noble Pt contacts [36]) – no system combines all three links, and the missing composition series are thus the field's untapped optimisation space, accessible from a demonstrated switching base. The reason is structural: the experiment requires epitaxial synthesis of full composition series, device integration, statistically robust switching metrology, and synchrotron spectroscopy – a combination that established groups assemble only piecewise. As an early-career PI trained in exactly this combination, I can build the missing bridge in one coherent programme.</w:t>
+        <w:t xml:space="preserve"> not a single intermediate-composition memristor study exists (the closest neighbour is a three-terminal electrochemical study [26]). Along the descriptor chain the evidence is complementary but nowhere complete: canonical covalency-vs-doping spectroscopy exists for the ferrite and manganite series [14], a quantitative EV(x) relation with explicit covalency reasoning only for the ferrites [13, 34], and switching at inert or noble interfaces proven for individual stoichiometries only (Pt/SrTiO3 with cation-stoichiometry control [22]; the Sr-rich ferrite end member under inert stacks [23–25]</w:t>
+      </w:r>
+      <w:r>
+        <w:rPr>
+          <w:rFonts w:ascii="Arial" w:hAnsi="Arial" w:cs="Arial"/>
+          <w:sz w:val="21"/>
+          <w:szCs w:val="21"/>
+        </w:rPr>
+        <w:t xml:space="preserve">; Pr1-xCaxMnO3 between noble Pt contacts [36]; the cobaltite end member SrCoO2.5 under Au [37])</w:t>
+      </w:r>
+      <w:r>
+        <w:rPr>
+          <w:rFonts w:ascii="Arial" w:hAnsi="Arial" w:cs="Arial"/>
+          <w:sz w:val="21"/>
+          <w:szCs w:val="21"/>
+        </w:rPr>
+        <w:t xml:space="preserve"> – no system combines all three links, and the missing composition series are thus the field's untapped optimisation space, accessible from a demonstrated switching base. The reason is structural: the experiment requires epitaxial synthesis of full composition series, device integration, statistically robust switching metrology, and synchrotron spectroscopy – a combination that established groups assemble only piecewise. As an early-career PI trained in exactly this combination, I can build the missing bridge in one coherent programme.</w:t>
       </w:r>
     </w:p>
     <w:p>
@@ -1534,7 +1550,23 @@
           <w:sz w:val="21"/>
           <w:szCs w:val="21"/>
         </w:rPr>
-        <w:t xml:space="preserve"> (map densification) – </w:t>
+        <w:t xml:space="preserve"> </w:t>
+      </w:r>
+      <w:r>
+        <w:rPr>
+          <w:rFonts w:ascii="Arial" w:hAnsi="Arial" w:cs="Arial"/>
+          <w:sz w:val="21"/>
+          <w:szCs w:val="21"/>
+        </w:rPr>
+        <w:t xml:space="preserve">(map densification; Au-active switching proven at its SrCoO2.5 end member [37])</w:t>
+      </w:r>
+      <w:r>
+        <w:rPr>
+          <w:rFonts w:ascii="Arial" w:hAnsi="Arial" w:cs="Arial"/>
+          <w:sz w:val="21"/>
+          <w:szCs w:val="21"/>
+        </w:rPr>
+        <w:t xml:space="preserve"> – </w:t>
       </w:r>
       <w:r>
         <w:rPr>
@@ -1733,25 +1765,23 @@
           <w:sz w:val="21"/>
           <w:szCs w:val="21"/>
         </w:rPr>
-        <w:t xml:space="preserve"> map with switching metrics as colour-coded layers, including operando X-ray spectromicroscopy verification that descriptor-tuned devices differ in vacancy dynamics; then select an oxide </w:t>
-      </w:r>
-      <w:r>
-        <w:rPr>
-          <w:rFonts w:ascii="Arial" w:hAnsi="Arial" w:cs="Arial"/>
-          <w:i/>
-          <w:iCs/>
-          <w:sz w:val="21"/>
-          <w:szCs w:val="21"/>
-        </w:rPr>
-        <w:t>outside</w:t>
-      </w:r>
-      <w:r>
-        <w:rPr>
-          <w:rFonts w:ascii="Arial" w:hAnsi="Arial" w:cs="Arial"/>
-          <w:sz w:val="21"/>
-          <w:szCs w:val="21"/>
-        </w:rPr>
-        <w:t xml:space="preserve"> the training set, predict its switching quantitatively, and test the prediction – the decisive falsifiable step from correlation to design tool.</w:t>
+        <w:t xml:space="preserve"> map with switching metrics as colour-coded layers, including operando X-ray spectromicroscopy verification that descriptor-tuned devices differ in vacancy dynamics; </w:t>
+      </w:r>
+      <w:r>
+        <w:rPr>
+          <w:rFonts w:ascii="Arial" w:hAnsi="Arial" w:cs="Arial"/>
+          <w:sz w:val="21"/>
+          <w:szCs w:val="21"/>
+        </w:rPr>
+        <w:t xml:space="preserve">then select an oxide outside the training set – the family screening pre-qualifies YBa2Cu3O7-δ (Au-contact switching established [38]) and Ce1-xGdxO2-δ (Pt/Pt crossbar platform [18]) – predict its switching quantitatively, and test the prediction</w:t>
+      </w:r>
+      <w:r>
+        <w:rPr>
+          <w:rFonts w:ascii="Arial" w:hAnsi="Arial" w:cs="Arial"/>
+          <w:sz w:val="21"/>
+          <w:szCs w:val="21"/>
+        </w:rPr>
+        <w:t xml:space="preserve"> – the decisive falsifiable step from correlation to design tool.</w:t>
       </w:r>
     </w:p>
     <w:p>
@@ -2813,6 +2843,46 @@
           <w:szCs w:val="18"/>
         </w:rPr>
         <w:t xml:space="preserve">[36] T. Kramer, M. Scherff, D. Mierwaldt, J. Hoffmann, C. Jooss, Applied Physics Letters 110, 243502 (2017).</w:t>
+      </w:r>
+    </w:p>
+    <w:p>
+      <w:pPr>
+        <w:spacing w:after="60"/>
+        <w:ind w:hanging="480"/>
+        <w:divId w:val="295451038"/>
+        <w:rPr>
+          <w:rFonts w:ascii="Arial" w:hAnsi="Arial" w:cs="Arial"/>
+          <w:sz w:val="18"/>
+          <w:szCs w:val="18"/>
+        </w:rPr>
+      </w:pPr>
+      <w:r>
+        <w:rPr>
+          <w:rFonts w:ascii="Arial" w:hAnsi="Arial" w:cs="Arial"/>
+          <w:sz w:val="18"/>
+          <w:szCs w:val="18"/>
+        </w:rPr>
+        <w:t xml:space="preserve">[37] S. K. Acharya et al., ACS Applied Materials &amp; Interfaces 8, 7902–7911 (2016).</w:t>
+      </w:r>
+    </w:p>
+    <w:p>
+      <w:pPr>
+        <w:spacing w:after="60"/>
+        <w:ind w:hanging="480"/>
+        <w:divId w:val="295451038"/>
+        <w:rPr>
+          <w:rFonts w:ascii="Arial" w:hAnsi="Arial" w:cs="Arial"/>
+          <w:sz w:val="18"/>
+          <w:szCs w:val="18"/>
+        </w:rPr>
+      </w:pPr>
+      <w:r>
+        <w:rPr>
+          <w:rFonts w:ascii="Arial" w:hAnsi="Arial" w:cs="Arial"/>
+          <w:sz w:val="18"/>
+          <w:szCs w:val="18"/>
+        </w:rPr>
+        <w:t xml:space="preserve">[38] C. Acha, M. J. Rozenberg, Journal of Physics: Condensed Matter 21, 045702 (2009).</w:t>
       </w:r>
     </w:p>
     <w:p>

--- a/Material_6_LSCO_LaSrCoO3/ERC_StG_COVMAP_LSCO_EN.docx
+++ b/Material_6_LSCO_LaSrCoO3/ERC_StG_COVMAP_LSCO_EN.docx
@@ -1082,23 +1082,23 @@
           <w:sz w:val="21"/>
           <w:szCs w:val="21"/>
         </w:rPr>
-        <w:t xml:space="preserve"> not a single intermediate-composition memristor study exists (the closest neighbour is a three-terminal electrochemical study [26]). Along the descriptor chain the evidence is complementary but nowhere complete: canonical covalency-vs-doping spectroscopy exists for the ferrite and manganite series [14], a quantitative EV(x) relation with explicit covalency reasoning only for the ferrites [13, 34], and switching at inert or noble interfaces proven for individual stoichiometries only (Pt/SrTiO3 with cation-stoichiometry control [22]; the Sr-rich ferrite end member under inert stacks [23–25]</w:t>
-      </w:r>
-      <w:r>
-        <w:rPr>
-          <w:rFonts w:ascii="Arial" w:hAnsi="Arial" w:cs="Arial"/>
-          <w:sz w:val="21"/>
-          <w:szCs w:val="21"/>
-        </w:rPr>
-        <w:t xml:space="preserve">; Pr1-xCaxMnO3 between noble Pt contacts [36]; the cobaltite end member SrCoO2.5 under Au [37])</w:t>
-      </w:r>
-      <w:r>
-        <w:rPr>
-          <w:rFonts w:ascii="Arial" w:hAnsi="Arial" w:cs="Arial"/>
-          <w:sz w:val="21"/>
-          <w:szCs w:val="21"/>
-        </w:rPr>
-        <w:t xml:space="preserve"> – no system combines all three links, and the missing composition series are thus the field's untapped optimisation space, accessible from a demonstrated switching base. The reason is structural: the experiment requires epitaxial synthesis of full composition series, device integration, statistically robust switching metrology, and synchrotron spectroscopy – a combination that established groups assemble only piecewise. As an early-career PI trained in exactly this combination, I can build the missing bridge in one coherent programme.</w:t>
+        <w:t xml:space="preserve"> not a single intermediate-composition memristor study exists (the closest neighbour is a three-terminal electrochemical study [26]). </w:t>
+      </w:r>
+      <w:r>
+        <w:rPr>
+          <w:rFonts w:ascii="Arial" w:hAnsi="Arial" w:cs="Arial"/>
+          <w:sz w:val="21"/>
+          <w:szCs w:val="21"/>
+        </w:rPr>
+        <w:t xml:space="preserve">A systematic evidence audit along the descriptor chain underpins the materials strategy: canonical covalency-vs-doping spectroscopy exists for the ferrite and manganite series [14], a quantitative EV(x) relation with explicit covalency reasoning for the ferrites [13, 34], and every programme series enters from a demonstrated switching base at inert or noble interfaces (Pt/SrTiO3 with cation-stoichiometry control [22]; the Sr-rich ferrite end member under inert stacks [23–25]; Pr1-xCaxMnO3 between noble Pt contacts [36]; the cobaltite end member SrCoO2.5 under Au [37]) – yet no system combines all three links, and the missing composition series are the field's untapped optimisation space.</w:t>
+      </w:r>
+      <w:r>
+        <w:rPr>
+          <w:rFonts w:ascii="Arial" w:hAnsi="Arial" w:cs="Arial"/>
+          <w:sz w:val="21"/>
+          <w:szCs w:val="21"/>
+        </w:rPr>
+        <w:t xml:space="preserve"> The reason is structural: the experiment requires epitaxial synthesis of full composition series, device integration, statistically robust switching metrology, and synchrotron spectroscopy – a combination that established groups assemble only piecewise. As an early-career PI trained in exactly this combination, I can build the missing bridge in one coherent programme.</w:t>
       </w:r>
     </w:p>
     <w:p>

--- a/Material_6_LSCO_LaSrCoO3/ERC_StG_COVMAP_LSCO_EN.docx
+++ b/Material_6_LSCO_LaSrCoO3/ERC_StG_COVMAP_LSCO_EN.docx
@@ -1688,7 +1688,15 @@
           <w:sz w:val="21"/>
           <w:szCs w:val="21"/>
         </w:rPr>
-        <w:t xml:space="preserve"> Establish an experimental covalency scale from the O-K pre-edge intensity and transition-metal L-edge X-ray absorption spectroscopy [14–16] for every composition, calibrated against literature DFT [11–13] and charge-transfer analysis – making the map independent of material-specific theory.</w:t>
+        <w:t xml:space="preserve"> Establish an experimental covalency scale from the O-K pre-edge intensity and transition-metal L-edge X-ray absorption spectroscopy [14–16] for every composition, </w:t>
+      </w:r>
+      <w:r>
+        <w:rPr>
+          <w:rFonts w:ascii="Arial" w:hAnsi="Arial" w:cs="Arial"/>
+          <w:sz w:val="21"/>
+          <w:szCs w:val="21"/>
+        </w:rPr>
+        <w:t xml:space="preserve">calibrated against literature DFT [11–13] and anchored in cluster-model/configuration-interaction charge-transfer analysis in the Zaanen–Sawatzky–Allen framework and the tradition of Fujimori, Bocquet, Saitoh and Sarma [39–43] – hybridisation and covalency are kept strictly distinct, and pre-edge intensities are used as a relative, series-internal measure only – making the map independent of material-specific theory.</w:t>
       </w:r>
     </w:p>
     <w:p>
@@ -2883,6 +2891,106 @@
           <w:szCs w:val="18"/>
         </w:rPr>
         <w:t xml:space="preserve">[38] C. Acha, M. J. Rozenberg, Journal of Physics: Condensed Matter 21, 045702 (2009).</w:t>
+      </w:r>
+    </w:p>
+    <w:p>
+      <w:pPr>
+        <w:spacing w:after="60"/>
+        <w:ind w:hanging="480"/>
+        <w:divId w:val="295451038"/>
+        <w:rPr>
+          <w:rFonts w:ascii="Arial" w:hAnsi="Arial" w:cs="Arial"/>
+          <w:sz w:val="18"/>
+          <w:szCs w:val="18"/>
+        </w:rPr>
+      </w:pPr>
+      <w:r>
+        <w:rPr>
+          <w:rFonts w:ascii="Arial" w:hAnsi="Arial" w:cs="Arial"/>
+          <w:sz w:val="18"/>
+          <w:szCs w:val="18"/>
+        </w:rPr>
+        <w:t xml:space="preserve">[39] J. Zaanen, G. A. Sawatzky, J. W. Allen, Physical Review Letters 55, 418–421 (1985).</w:t>
+      </w:r>
+    </w:p>
+    <w:p>
+      <w:pPr>
+        <w:spacing w:after="60"/>
+        <w:ind w:hanging="480"/>
+        <w:divId w:val="295451038"/>
+        <w:rPr>
+          <w:rFonts w:ascii="Arial" w:hAnsi="Arial" w:cs="Arial"/>
+          <w:sz w:val="18"/>
+          <w:szCs w:val="18"/>
+        </w:rPr>
+      </w:pPr>
+      <w:r>
+        <w:rPr>
+          <w:rFonts w:ascii="Arial" w:hAnsi="Arial" w:cs="Arial"/>
+          <w:sz w:val="18"/>
+          <w:szCs w:val="18"/>
+        </w:rPr>
+        <w:t xml:space="preserve">[40] A. Fujimori, F. Minami, Physical Review B 30, 957–971 (1984).</w:t>
+      </w:r>
+    </w:p>
+    <w:p>
+      <w:pPr>
+        <w:spacing w:after="60"/>
+        <w:ind w:hanging="480"/>
+        <w:divId w:val="295451038"/>
+        <w:rPr>
+          <w:rFonts w:ascii="Arial" w:hAnsi="Arial" w:cs="Arial"/>
+          <w:sz w:val="18"/>
+          <w:szCs w:val="18"/>
+        </w:rPr>
+      </w:pPr>
+      <w:r>
+        <w:rPr>
+          <w:rFonts w:ascii="Arial" w:hAnsi="Arial" w:cs="Arial"/>
+          <w:sz w:val="18"/>
+          <w:szCs w:val="18"/>
+        </w:rPr>
+        <w:t xml:space="preserve">[41] A. E. Bocquet, T. Mizokawa, T. Saitoh, H. Namatame, A. Fujimori, Physical Review B 46, 3771–3784 (1992).</w:t>
+      </w:r>
+    </w:p>
+    <w:p>
+      <w:pPr>
+        <w:spacing w:after="60"/>
+        <w:ind w:hanging="480"/>
+        <w:divId w:val="295451038"/>
+        <w:rPr>
+          <w:rFonts w:ascii="Arial" w:hAnsi="Arial" w:cs="Arial"/>
+          <w:sz w:val="18"/>
+          <w:szCs w:val="18"/>
+        </w:rPr>
+      </w:pPr>
+      <w:r>
+        <w:rPr>
+          <w:rFonts w:ascii="Arial" w:hAnsi="Arial" w:cs="Arial"/>
+          <w:sz w:val="18"/>
+          <w:szCs w:val="18"/>
+        </w:rPr>
+        <w:t xml:space="preserve">[42] T. Saitoh, A. E. Bocquet, T. Mizokawa, A. Fujimori, Physical Review B 52, 7934–7938 (1995).</w:t>
+      </w:r>
+    </w:p>
+    <w:p>
+      <w:pPr>
+        <w:spacing w:after="60"/>
+        <w:ind w:hanging="480"/>
+        <w:divId w:val="295451038"/>
+        <w:rPr>
+          <w:rFonts w:ascii="Arial" w:hAnsi="Arial" w:cs="Arial"/>
+          <w:sz w:val="18"/>
+          <w:szCs w:val="18"/>
+        </w:rPr>
+      </w:pPr>
+      <w:r>
+        <w:rPr>
+          <w:rFonts w:ascii="Arial" w:hAnsi="Arial" w:cs="Arial"/>
+          <w:sz w:val="18"/>
+          <w:szCs w:val="18"/>
+        </w:rPr>
+        <w:t xml:space="preserve">[43] S. Nimkar, D. D. Sarma, H. R. Krishnamurthy, S. Ramasesha, Physical Review B 48, 7355–7363 (1993).</w:t>
       </w:r>
     </w:p>
     <w:p>

--- a/Material_6_LSCO_LaSrCoO3/ERC_StG_COVMAP_LSCO_EN.docx
+++ b/Material_6_LSCO_LaSrCoO3/ERC_StG_COVMAP_LSCO_EN.docx
@@ -1944,6 +1944,24 @@
           <w:sz w:val="21"/>
           <w:szCs w:val="21"/>
         </w:rPr>
+        <w:t xml:space="preserve">(iv) Throughput by design - one wafer, one map: the composition series are additionally realised as single wafers carrying a continuous lateral cation gradient, grown in continuous-compositional-spread mode [44] on combinatorial large-area hardware of the class that reaches four-inch substrates [45], an approach established for epitaxial perovskites [46]. Spatially resolved soft XAS converts such a wafer into a continuous covalency map - on-the-fly L-edge mapping across a combinatorial spread has been demonstrated [47] and beamlines built for automated high-throughput NEXAFS are available [48] - while automated prober mapping of device arrays along the same gradient track yields the corresponding switching map [49]; 0.2-0.5 mm spots on a 50 mm gradient give 100-250 independent compositions per wafer. Decisively, the same wafer also carries the defect-chemical gas titration: equilibration at defined oxygen partial pressure and temperature, spatially resolved read-out of the resulting non-stoichiometry and van 't Hoff analysis across oxidising and reducing conditions yield the reduction enthalpy as a function of composition - an experimental vacancy-formation energy co-located with the descriptor. Since XAS gives valence rather than absolute oxygen content, the map is calibrated against chemical-capacitance or chemical-expansion anchors [51, 52], with optical absorption as a second, fully imageable read-out [53]; thin-film defect chemistry of this type is established for ceria [51] and ferrite films [52]. This is what turns the covalency-EV link from a computed premise into a measured correlation, and it is what makes a map across many systems - rather than a study of one - realistic. The risks are explicit: composition, thickness and strain gradients must be deconvolved by per-position metrology because cation transfer in PLD is fluence- and pressure-sensitive [50]; electron-yield detection is pressure-limited and surface-sensitive, so bulk-sensitive fluorescence yield runs alongside; and soft-X-ray photoreduction drives valence in the same direction as the gas-induced reduction under study, so dose series precede every descriptor claim.</w:t>
+      </w:r>
+    </w:p>
+    <w:p>
+      <w:pPr>
+        <w:pStyle w:val="NormalWeb"/>
+        <w:rPr>
+          <w:rFonts w:ascii="Arial" w:hAnsi="Arial" w:cs="Arial"/>
+          <w:sz w:val="21"/>
+          <w:szCs w:val="21"/>
+        </w:rPr>
+      </w:pPr>
+      <w:r>
+        <w:rPr>
+          <w:rFonts w:ascii="Arial" w:hAnsi="Arial" w:cs="Arial"/>
+          <w:sz w:val="21"/>
+          <w:szCs w:val="21"/>
+        </w:rPr>
         <w:t>I am, arguably uniquely, positioned for exactly this programme: my doctoral work in the Dittmann group (FZ Jülich) covered the complete chain from large-area PLD process development through cleanroom device integration to switching statistics on a mixed-valent, A-site-substituted manganite (Pr</w:t>
       </w:r>
       <w:r>
@@ -2991,6 +3009,206 @@
           <w:szCs w:val="18"/>
         </w:rPr>
         <w:t xml:space="preserve">[43] S. Nimkar, D. D. Sarma, H. R. Krishnamurthy, S. Ramasesha, Physical Review B 48, 7355–7363 (1993).</w:t>
+      </w:r>
+    </w:p>
+    <w:p>
+      <w:pPr>
+        <w:spacing w:after="60"/>
+        <w:ind w:hanging="480"/>
+        <w:divId w:val="295451038"/>
+        <w:rPr>
+          <w:rFonts w:ascii="Arial" w:hAnsi="Arial" w:cs="Arial"/>
+          <w:sz w:val="18"/>
+          <w:szCs w:val="18"/>
+        </w:rPr>
+      </w:pPr>
+      <w:r>
+        <w:rPr>
+          <w:rFonts w:ascii="Arial" w:hAnsi="Arial" w:cs="Arial"/>
+          <w:sz w:val="18"/>
+          <w:szCs w:val="18"/>
+        </w:rPr>
+        <w:t xml:space="preserve">[44] H. M. Christen, C. M. Rouleau, I. Ohkubo, H. Y. Zhai, H. N. Lee, S. Sathyamurthy, D. H. Lowndes, Review of Scientific Instruments 74, 4058-4062 (2003).</w:t>
+      </w:r>
+    </w:p>
+    <w:p>
+      <w:pPr>
+        <w:spacing w:after="60"/>
+        <w:ind w:hanging="480"/>
+        <w:divId w:val="295451038"/>
+        <w:rPr>
+          <w:rFonts w:ascii="Arial" w:hAnsi="Arial" w:cs="Arial"/>
+          <w:sz w:val="18"/>
+          <w:szCs w:val="18"/>
+        </w:rPr>
+      </w:pPr>
+      <w:r>
+        <w:rPr>
+          <w:rFonts w:ascii="Arial" w:hAnsi="Arial" w:cs="Arial"/>
+          <w:sz w:val="18"/>
+          <w:szCs w:val="18"/>
+        </w:rPr>
+        <w:t xml:space="preserve">[45] M. Lorenz, H. Hochmuth, H. von Wenckstern, M. Grundmann, Review of Scientific Instruments 94, 083905 (2023).</w:t>
+      </w:r>
+    </w:p>
+    <w:p>
+      <w:pPr>
+        <w:spacing w:after="60"/>
+        <w:ind w:hanging="480"/>
+        <w:divId w:val="295451038"/>
+        <w:rPr>
+          <w:rFonts w:ascii="Arial" w:hAnsi="Arial" w:cs="Arial"/>
+          <w:sz w:val="18"/>
+          <w:szCs w:val="18"/>
+        </w:rPr>
+      </w:pPr>
+      <w:r>
+        <w:rPr>
+          <w:rFonts w:ascii="Arial" w:hAnsi="Arial" w:cs="Arial"/>
+          <w:sz w:val="18"/>
+          <w:szCs w:val="18"/>
+        </w:rPr>
+        <w:t xml:space="preserve">[46] A. Venimadhav, K. A. Yates, M. G. Blamire, Journal of Combinatorial Chemistry 7, 85-89 (2005).</w:t>
+      </w:r>
+    </w:p>
+    <w:p>
+      <w:pPr>
+        <w:spacing w:after="60"/>
+        <w:ind w:hanging="480"/>
+        <w:divId w:val="295451038"/>
+        <w:rPr>
+          <w:rFonts w:ascii="Arial" w:hAnsi="Arial" w:cs="Arial"/>
+          <w:sz w:val="18"/>
+          <w:szCs w:val="18"/>
+        </w:rPr>
+      </w:pPr>
+      <w:r>
+        <w:rPr>
+          <w:rFonts w:ascii="Arial" w:hAnsi="Arial" w:cs="Arial"/>
+          <w:sz w:val="18"/>
+          <w:szCs w:val="18"/>
+        </w:rPr>
+        <w:t xml:space="preserve">[47] Y. Yamasaki, N. Sasabe, Y. Ishii et al., Science and Technology of Advanced Materials: Methods 5, 2544528 (2025). [volume/article number from a single source - verify]</w:t>
+      </w:r>
+    </w:p>
+    <w:p>
+      <w:pPr>
+        <w:spacing w:after="60"/>
+        <w:ind w:hanging="480"/>
+        <w:divId w:val="295451038"/>
+        <w:rPr>
+          <w:rFonts w:ascii="Arial" w:hAnsi="Arial" w:cs="Arial"/>
+          <w:sz w:val="18"/>
+          <w:szCs w:val="18"/>
+        </w:rPr>
+      </w:pPr>
+      <w:r>
+        <w:rPr>
+          <w:rFonts w:ascii="Arial" w:hAnsi="Arial" w:cs="Arial"/>
+          <w:sz w:val="18"/>
+          <w:szCs w:val="18"/>
+        </w:rPr>
+        <w:t xml:space="preserve">[48] D. C. Grinter, P. Ferrer, F. Venturini et al., Journal of Synchrotron Radiation 31, 578-589 (2024).</w:t>
+      </w:r>
+    </w:p>
+    <w:p>
+      <w:pPr>
+        <w:spacing w:after="60"/>
+        <w:ind w:hanging="480"/>
+        <w:divId w:val="295451038"/>
+        <w:rPr>
+          <w:rFonts w:ascii="Arial" w:hAnsi="Arial" w:cs="Arial"/>
+          <w:sz w:val="18"/>
+          <w:szCs w:val="18"/>
+        </w:rPr>
+      </w:pPr>
+      <w:r>
+        <w:rPr>
+          <w:rFonts w:ascii="Arial" w:hAnsi="Arial" w:cs="Arial"/>
+          <w:sz w:val="18"/>
+          <w:szCs w:val="18"/>
+        </w:rPr>
+        <w:t xml:space="preserve">[49] M. Tang, L. Dai, M. Cheng et al., Advanced Functional Materials 33, 2213874 (2023).</w:t>
+      </w:r>
+    </w:p>
+    <w:p>
+      <w:pPr>
+        <w:spacing w:after="60"/>
+        <w:ind w:hanging="480"/>
+        <w:divId w:val="295451038"/>
+        <w:rPr>
+          <w:rFonts w:ascii="Arial" w:hAnsi="Arial" w:cs="Arial"/>
+          <w:sz w:val="18"/>
+          <w:szCs w:val="18"/>
+        </w:rPr>
+      </w:pPr>
+      <w:r>
+        <w:rPr>
+          <w:rFonts w:ascii="Arial" w:hAnsi="Arial" w:cs="Arial"/>
+          <w:sz w:val="18"/>
+          <w:szCs w:val="18"/>
+        </w:rPr>
+        <w:t xml:space="preserve">[50] S. Wicklein, A. Sambri, S. Amoruso, X. Wang, R. Bruzzese, A. Koehl, R. Dittmann, Applied Physics Letters 101, 131601 (2012).</w:t>
+      </w:r>
+    </w:p>
+    <w:p>
+      <w:pPr>
+        <w:spacing w:after="60"/>
+        <w:ind w:hanging="480"/>
+        <w:divId w:val="295451038"/>
+        <w:rPr>
+          <w:rFonts w:ascii="Arial" w:hAnsi="Arial" w:cs="Arial"/>
+          <w:sz w:val="18"/>
+          <w:szCs w:val="18"/>
+        </w:rPr>
+      </w:pPr>
+      <w:r>
+        <w:rPr>
+          <w:rFonts w:ascii="Arial" w:hAnsi="Arial" w:cs="Arial"/>
+          <w:sz w:val="18"/>
+          <w:szCs w:val="18"/>
+        </w:rPr>
+        <w:t xml:space="preserve">[51] W. C. Chueh, S. M. Haile, Physical Chemistry Chemical Physics 11, 8144-8148 (2009).</w:t>
+      </w:r>
+    </w:p>
+    <w:p>
+      <w:pPr>
+        <w:spacing w:after="60"/>
+        <w:ind w:hanging="480"/>
+        <w:divId w:val="295451038"/>
+        <w:rPr>
+          <w:rFonts w:ascii="Arial" w:hAnsi="Arial" w:cs="Arial"/>
+          <w:sz w:val="18"/>
+          <w:szCs w:val="18"/>
+        </w:rPr>
+      </w:pPr>
+      <w:r>
+        <w:rPr>
+          <w:rFonts w:ascii="Arial" w:hAnsi="Arial" w:cs="Arial"/>
+          <w:sz w:val="18"/>
+          <w:szCs w:val="18"/>
+        </w:rPr>
+        <w:t xml:space="preserve">[52] A. Schmid, G. M. Rupp, J. Fleig, Physical Chemistry Chemical Physics 20, 12016-12026 (2018).</w:t>
+      </w:r>
+    </w:p>
+    <w:p>
+      <w:pPr>
+        <w:spacing w:after="60"/>
+        <w:ind w:hanging="480"/>
+        <w:divId w:val="295451038"/>
+        <w:rPr>
+          <w:rFonts w:ascii="Arial" w:hAnsi="Arial" w:cs="Arial"/>
+          <w:sz w:val="18"/>
+          <w:szCs w:val="18"/>
+        </w:rPr>
+      </w:pPr>
+      <w:r>
+        <w:rPr>
+          <w:rFonts w:ascii="Arial" w:hAnsi="Arial" w:cs="Arial"/>
+          <w:sz w:val="18"/>
+          <w:szCs w:val="18"/>
+        </w:rPr>
+        <w:t xml:space="preserve">[53] J. J. Kim, S. R. Bishop, N. J. Thompson, H. L. Tuller, Chemistry of Materials 26, 1374-1379 (2014).</w:t>
       </w:r>
     </w:p>
     <w:p>

--- a/Material_6_LSCO_LaSrCoO3/ERC_StG_COVMAP_LSCO_EN.docx
+++ b/Material_6_LSCO_LaSrCoO3/ERC_StG_COVMAP_LSCO_EN.docx
@@ -1962,6 +1962,24 @@
           <w:sz w:val="21"/>
           <w:szCs w:val="21"/>
         </w:rPr>
+        <w:t xml:space="preserve">Descriptor construction (specified 08/2026): covalency is quantified as the ligand-hole weight w_L of the configuration-interaction ground state - the deviation of the d occupation from the formal valence, set by the charge-transfer energy, the d-d Coulomb energy and the transfer integrals [40, 41] within the Zaanen-Sawatzky-Allen classification [39]. Because O K pre-edge intensity probes unoccupied states whereas w_L is a ground-state quantity, the descriptor is built in three steps. (D1) The pre-edge area normalised per d hole - with the hole count taken from the transition-metal L2,3 fit at the same position rather than from the nominal stoichiometry - is the fast, mappable measure [15], its interpretation limits taken from the O K-edge methodology literature [16]. (D2) At six to ten support points per series, cluster-model analysis of the transition-metal 2p core-level satellites and of the L2,3 multiplets yields the charge-transfer energy, the Coulomb energy and the transfer integrals, and hence w_L itself [41], evaluated with charge-transfer multiplet and Wannier-based multiplet ligand-field codes [54, 55]. (D3) The regression between D1 and D2 converts the fast measure into a cluster-model-anchored covalency across all positions, with propagated uncertainty. Only this calibrated quantity enters the correlation with the vacancy formation energy; a pre-edge intensity on its own is treated as a series-internal relative measure and nothing more. Ambient-pressure endstations that combine core-level photoemission with NEXAFS allow D1 and D2 to be recorded at the same sample position [48], so the calibration is not carried across separate beamtimes. The descriptor is finally held to a model comparison against formal valence, tolerance factor and the uncalibrated pre-edge area; if it does not outperform them, that is reported as the result.</w:t>
+      </w:r>
+    </w:p>
+    <w:p>
+      <w:pPr>
+        <w:pStyle w:val="NormalWeb"/>
+        <w:rPr>
+          <w:rFonts w:ascii="Arial" w:hAnsi="Arial" w:cs="Arial"/>
+          <w:sz w:val="21"/>
+          <w:szCs w:val="21"/>
+        </w:rPr>
+      </w:pPr>
+      <w:r>
+        <w:rPr>
+          <w:rFonts w:ascii="Arial" w:hAnsi="Arial" w:cs="Arial"/>
+          <w:sz w:val="21"/>
+          <w:szCs w:val="21"/>
+        </w:rPr>
         <w:t>I am, arguably uniquely, positioned for exactly this programme: my doctoral work in the Dittmann group (FZ Jülich) covered the complete chain from large-area PLD process development through cleanroom device integration to switching statistics on a mixed-valent, A-site-substituted manganite (Pr</w:t>
       </w:r>
       <w:r>
@@ -3209,6 +3227,46 @@
           <w:szCs w:val="18"/>
         </w:rPr>
         <w:t xml:space="preserve">[53] J. J. Kim, S. R. Bishop, N. J. Thompson, H. L. Tuller, Chemistry of Materials 26, 1374-1379 (2014).</w:t>
+      </w:r>
+    </w:p>
+    <w:p>
+      <w:pPr>
+        <w:spacing w:after="60"/>
+        <w:ind w:hanging="480"/>
+        <w:divId w:val="295451038"/>
+        <w:rPr>
+          <w:rFonts w:ascii="Arial" w:hAnsi="Arial" w:cs="Arial"/>
+          <w:sz w:val="18"/>
+          <w:szCs w:val="18"/>
+        </w:rPr>
+      </w:pPr>
+      <w:r>
+        <w:rPr>
+          <w:rFonts w:ascii="Arial" w:hAnsi="Arial" w:cs="Arial"/>
+          <w:sz w:val="18"/>
+          <w:szCs w:val="18"/>
+        </w:rPr>
+        <w:t xml:space="preserve">[54] E. Stavitski, F. M. F. de Groot, Micron 41, 687-694 (2010).</w:t>
+      </w:r>
+    </w:p>
+    <w:p>
+      <w:pPr>
+        <w:spacing w:after="60"/>
+        <w:ind w:hanging="480"/>
+        <w:divId w:val="295451038"/>
+        <w:rPr>
+          <w:rFonts w:ascii="Arial" w:hAnsi="Arial" w:cs="Arial"/>
+          <w:sz w:val="18"/>
+          <w:szCs w:val="18"/>
+        </w:rPr>
+      </w:pPr>
+      <w:r>
+        <w:rPr>
+          <w:rFonts w:ascii="Arial" w:hAnsi="Arial" w:cs="Arial"/>
+          <w:sz w:val="18"/>
+          <w:szCs w:val="18"/>
+        </w:rPr>
+        <w:t xml:space="preserve">[55] M. W. Haverkort, M. Zwierzycki, O. K. Andersen, Physical Review B 85, 165113 (2012).</w:t>
       </w:r>
     </w:p>
     <w:p>
